--- a/software-engineering/Tre Olson CS 499 Milestone Two Narrative.docx
+++ b/software-engineering/Tre Olson CS 499 Milestone Two Narrative.docx
@@ -7,6 +7,9 @@
         <w:pStyle w:val="Title"/>
       </w:pPr>
       <w:r>
+        <w:rPr>
+          <w:color w:val="000000"/>
+        </w:rPr>
         <w:t>Software Design and Engineering Enhancement</w:t>
       </w:r>
     </w:p>
@@ -21,6 +24,9 @@
         <w:spacing w:after="80"/>
       </w:pPr>
       <w:r>
+        <w:rPr>
+          <w:color w:val="000000"/>
+        </w:rPr>
         <w:t>Artifact Background</w:t>
       </w:r>
     </w:p>
@@ -29,7 +35,7 @@
         <w:ind w:firstLine="720"/>
       </w:pPr>
       <w:r>
-        <w:t>My artifact is the Python AnimalShelter CRUD module originally developed during CS 340 for the Austin Animal Center and Grazioso Salvare project, before this capstone. The supplied version, CRUD_Python_Module(3).py, connects to MongoDB and performs create, read, update, and delete operations. I selected it because it combines useful database behavior with clear opportunities to improve maintainability and testability. This September 2026 enhancement preserves that source unchanged and provides a separate redesigned package.</w:t>
+        <w:t>My artifact is the Python AnimalShelter CRUD module originally developed during CS 340 for the Austin Animal Center and Grazioso Salvare project, before this capstone. The original source is included in this portfolio as original/CRUD_Python.py. It connects to MongoDB and performs create, read, update, and delete operations. I selected it because it combines useful database behavior with clear opportunities to improve maintainability and testability. The September 2026 enhancement preserves that source unchanged and provides a separate redesigned package.</w:t>
       </w:r>
     </w:p>
     <w:p>
@@ -38,6 +44,9 @@
         <w:spacing w:after="80"/>
       </w:pPr>
       <w:r>
+        <w:rPr>
+          <w:color w:val="000000"/>
+        </w:rPr>
         <w:t>Why This Artifact Belongs in My ePortfolio</w:t>
       </w:r>
     </w:p>
@@ -58,16 +67,14 @@
       </w:r>
     </w:p>
     <w:p>
-      <w:r>
-        <w:br w:type="page"/>
-      </w:r>
-    </w:p>
-    <w:p>
       <w:pPr>
         <w:pStyle w:val="Heading1"/>
         <w:spacing w:after="80"/>
       </w:pPr>
       <w:r>
+        <w:rPr>
+          <w:color w:val="000000"/>
+        </w:rPr>
         <w:lastRenderedPageBreak/>
         <w:t>Course Outcomes and Enhancement Scope</w:t>
       </w:r>
@@ -113,18 +120,7 @@
         <w:ind w:firstLine="720"/>
       </w:pPr>
       <w:r>
-        <w:t>The outcome targets remain unchanged. Documentation supports future collaboration under Outcome 1, but I am not claiming that a team review occurred. One refinement is a deliberately narrower API: existing callers must migrate to typed results and record-ID mutations. Indexes, aggregation, and full pagination remain part of the later database enhancement. The thermostat remains the separate algorithms artifact. Instructor feedback and later milestones are still needed to establish complete portfolio</w:t>
-      </w:r>
-      <w:r>
-        <w:t xml:space="preserve"> </w:t>
-      </w:r>
-      <w:r>
-        <w:t>level outcome coverage.</w:t>
-      </w:r>
-    </w:p>
-    <w:p>
-      <w:r>
-        <w:br w:type="page"/>
+        <w:t>The outcome targets remain unchanged. The final portfolio review guide and migration instructions support review under Outcome 1 by making implementation choices and compatibility changes explicit. This was individual coursework. The API is deliberately narrower: callers must migrate to typed results and record-ID mutations. Indexes, aggregation, and full pagination are presented separately in the database enhancement; the thermostat remains the algorithms artifact. The professional self-assessment connects these materials at the portfolio level.</w:t>
       </w:r>
     </w:p>
     <w:p>
@@ -133,6 +129,9 @@
         <w:spacing w:after="80"/>
       </w:pPr>
       <w:r>
+        <w:rPr>
+          <w:color w:val="000000"/>
+        </w:rPr>
         <w:lastRenderedPageBreak/>
         <w:t>Reflection on the Enhancement Process</w:t>
       </w:r>
@@ -164,7 +163,7 @@
         <w:ind w:firstLine="720"/>
       </w:pPr>
       <w:r>
-        <w:t>The offline demo and tests exercise successful workflows and failure paths. They cannot verify live credentials, permissions, or server behavior. A live MongoDB check and instructor feedback remain next steps before final publication.</w:t>
+        <w:t>The offline demo and tests exercise successful workflows and failure paths. The final verification on October 18, 2026 again passed all 31 tests. These checks cannot verify live credentials, permissions, or server behavior. The separate database category includes the later MongoDB verification on generated data, while deployment-specific checks remain future work.</w:t>
       </w:r>
     </w:p>
     <w:p>
@@ -173,6 +172,9 @@
         <w:spacing w:after="80"/>
       </w:pPr>
       <w:r>
+        <w:rPr>
+          <w:color w:val="000000"/>
+        </w:rPr>
         <w:t>References</w:t>
       </w:r>
     </w:p>
@@ -210,7 +212,26 @@
         <w:t xml:space="preserve"> https://www.mongodb.com/docs/languages/python/pymongo-driver/current/crud/update/</w:t>
       </w:r>
     </w:p>
-    <w:p/>
+    <w:p>
+      <w:pPr>
+        <w:pStyle w:val="Heading1"/>
+      </w:pPr>
+      <w:r>
+        <w:t>Acknowledgment</w:t>
+      </w:r>
+    </w:p>
+    <w:p>
+      <w:pPr>
+        <w:spacing w:line="240" w:lineRule="auto" w:after="0"/>
+        <w:ind w:firstLine="0"/>
+      </w:pPr>
+      <w:r>
+        <w:rPr>
+          <w:sz w:val="20"/>
+        </w:rPr>
+        <w:t>OpenAI ChatGPT assisted with final portfolio organization, narrative editing, and drafting the professional self-assessment on October 18, 2026. Automated tools also assisted with running the supplied tests and checking the final files.</w:t>
+      </w:r>
+    </w:p>
     <w:sectPr>
       <w:pgSz w:w="12240" w:h="15840"/>
       <w:pgMar w:top="1440" w:right="1440" w:bottom="1440" w:left="1440" w:header="720" w:footer="720" w:gutter="0"/>
@@ -840,6 +861,7 @@
       <w:rFonts w:cstheme="majorBidi"/>
       <w:b/>
       <w:bCs/>
+      <w:color w:val="000000"/>
       <w:szCs w:val="28"/>
     </w:rPr>
   </w:style>
@@ -862,7 +884,7 @@
       <w:rFonts w:asciiTheme="majorHAnsi" w:eastAsiaTheme="majorEastAsia" w:hAnsiTheme="majorHAnsi" w:cstheme="majorBidi"/>
       <w:b/>
       <w:bCs/>
-      <w:color w:val="4F81BD" w:themeColor="accent1"/>
+      <w:color w:val="000000"/>
       <w:sz w:val="26"/>
       <w:szCs w:val="26"/>
     </w:rPr>
@@ -1166,6 +1188,7 @@
     <w:rPr>
       <w:rFonts w:cstheme="majorBidi"/>
       <w:b/>
+      <w:color w:val="000000"/>
       <w:spacing w:val="5"/>
       <w:kern w:val="28"/>
       <w:szCs w:val="52"/>
